--- a/downloads/documents/05 Materials/Unit 01/Slides/Slides 01.07 - Reading a Recipe.docx
+++ b/downloads/documents/05 Materials/Unit 01/Slides/Slides 01.07 - Reading a Recipe.docx
@@ -733,7 +733,7 @@
         <w:pStyle w:val="Compact"/>
       </w:pPr>
       <w:r>
-        <w:t xml:space="preserve">Write the recipe at the top of your handout.</w:t>
+        <w:t xml:space="preserve">Write the recipe we chose on the last line of Part 4 on your handout.</w:t>
       </w:r>
     </w:p>
     <w:p>
